--- a/A.4.19.docx
+++ b/A.4.19.docx
@@ -129,19 +129,19 @@
         <w:tblLook w:val="0000" w:firstRow="0" w:lastRow="0" w:firstColumn="0" w:lastColumn="0" w:noHBand="0" w:noVBand="0"/>
       </w:tblPr>
       <w:tblGrid>
-        <w:gridCol w:w="573"/>
-        <w:gridCol w:w="572"/>
-        <w:gridCol w:w="572"/>
-        <w:gridCol w:w="571"/>
-        <w:gridCol w:w="571"/>
-        <w:gridCol w:w="788"/>
-        <w:gridCol w:w="788"/>
-        <w:gridCol w:w="763"/>
-        <w:gridCol w:w="776"/>
-        <w:gridCol w:w="788"/>
-        <w:gridCol w:w="788"/>
-        <w:gridCol w:w="763"/>
-        <w:gridCol w:w="751"/>
+        <w:gridCol w:w="544"/>
+        <w:gridCol w:w="542"/>
+        <w:gridCol w:w="542"/>
+        <w:gridCol w:w="542"/>
+        <w:gridCol w:w="542"/>
+        <w:gridCol w:w="734"/>
+        <w:gridCol w:w="734"/>
+        <w:gridCol w:w="711"/>
+        <w:gridCol w:w="722"/>
+        <w:gridCol w:w="1307"/>
+        <w:gridCol w:w="734"/>
+        <w:gridCol w:w="711"/>
+        <w:gridCol w:w="699"/>
       </w:tblGrid>
       <w:tr>
         <w:trPr>
@@ -2035,7 +2035,7 @@
               <w:bottom w:val="single" w:sz="12" w:space="0" w:color="000000"/>
               <w:right w:val="single" w:sz="12" w:space="0" w:color="000000"/>
             </w:tcBorders>
-            <w:shd w:val="clear" w:color="auto" w:fill="DDA0DD"/>
+            <w:shd w:val="clear" w:color="auto" w:fill="FFFACD"/>
             <w:vAlign w:val="center"/>
           </w:tcPr>
           <w:p>
@@ -2050,10 +2050,24 @@
             </w:pPr>
             <w:r>
               <w:rPr>
-                <w:rFonts w:ascii="Arial" w:hAnsi="Arial" w:cs="Arial"/>
-              </w:rPr>
-              <w:t> </w:t>
-            </w:r>
+                <w:rFonts w:ascii="Nirmala UI" w:hAnsi="Nirmala UI" w:cs="Nirmala UI"/>
+              </w:rPr>
+              <w:t>୕</w:t>
+            </w:r>
+            <w:r>
+              <w:rPr>
+                <w:rFonts w:ascii="Arial" w:hAnsi="Arial" w:cs="Arial"/>
+              </w:rPr>
+              <w:br/>
+            </w:r>
+            <w:proofErr w:type="spellStart"/>
+            <w:r>
+              <w:rPr>
+                <w:rFonts w:ascii="Arial" w:hAnsi="Arial" w:cs="Arial"/>
+              </w:rPr>
+              <w:t>0B55</w:t>
+            </w:r>
+            <w:proofErr w:type="spellEnd"/>
           </w:p>
         </w:tc>
         <w:tc>
@@ -8899,20 +8913,26 @@
                 <w:rFonts w:ascii="Arial" w:hAnsi="Arial" w:cs="Arial"/>
               </w:rPr>
               <w:br/>
+            </w:r>
+            <w:proofErr w:type="spellStart"/>
+            <w:r>
+              <w:rPr>
+                <w:rFonts w:ascii="Arial" w:hAnsi="Arial" w:cs="Arial"/>
+              </w:rPr>
               <w:t>006E</w:t>
             </w:r>
-          </w:p>
-        </w:tc>
-        <w:tc>
-          <w:tcPr>
-            <w:tcW w:w="0" w:type="auto"/>
-            <w:tcBorders>
-              <w:top w:val="single" w:sz="12" w:space="0" w:color="000000"/>
-              <w:left w:val="single" w:sz="12" w:space="0" w:color="000000"/>
-              <w:bottom w:val="single" w:sz="12" w:space="0" w:color="000000"/>
-              <w:right w:val="single" w:sz="12" w:space="0" w:color="000000"/>
-            </w:tcBorders>
-            <w:shd w:val="clear" w:color="auto" w:fill="DDA0DD"/>
+            <w:proofErr w:type="spellEnd"/>
+          </w:p>
+        </w:tc>
+        <w:tc>
+          <w:tcPr>
+            <w:tcW w:w="0" w:type="auto"/>
+            <w:tcBorders>
+              <w:top w:val="single" w:sz="12" w:space="0" w:color="000000"/>
+              <w:left w:val="single" w:sz="12" w:space="0" w:color="000000"/>
+              <w:bottom w:val="single" w:sz="12" w:space="0" w:color="000000"/>
+              <w:right w:val="single" w:sz="12" w:space="0" w:color="000000"/>
+            </w:tcBorders>
             <w:vAlign w:val="center"/>
           </w:tcPr>
           <w:p>
@@ -8927,9 +8947,16 @@
             </w:pPr>
             <w:r>
               <w:rPr>
-                <w:rFonts w:ascii="Arial" w:hAnsi="Arial" w:cs="Arial"/>
-              </w:rPr>
-              <w:t> </w:t>
+                <w:rFonts w:ascii="Nirmala UI" w:hAnsi="Nirmala UI" w:cs="Nirmala UI"/>
+              </w:rPr>
+              <w:t>॰</w:t>
+            </w:r>
+            <w:r>
+              <w:rPr>
+                <w:rFonts w:ascii="Arial" w:hAnsi="Arial" w:cs="Arial"/>
+              </w:rPr>
+              <w:br/>
+              <w:t>0970</w:t>
             </w:r>
           </w:p>
         </w:tc>
@@ -9265,7 +9292,7 @@
               <w:bottom w:val="single" w:sz="12" w:space="0" w:color="000000"/>
               <w:right w:val="single" w:sz="12" w:space="0" w:color="000000"/>
             </w:tcBorders>
-            <w:shd w:val="clear" w:color="auto" w:fill="DDA0DD"/>
+            <w:shd w:val="clear" w:color="auto" w:fill="FFFACD"/>
             <w:vAlign w:val="center"/>
           </w:tcPr>
           <w:p>
@@ -9281,10 +9308,24 @@
             </w:pPr>
             <w:r>
               <w:rPr>
-                <w:rFonts w:ascii="Arial" w:hAnsi="Arial" w:cs="Arial"/>
-              </w:rPr>
-              <w:t> </w:t>
-            </w:r>
+                <w:rFonts w:ascii="Nirmala UI" w:hAnsi="Nirmala UI" w:cs="Nirmala UI"/>
+              </w:rPr>
+              <w:t>୍‌</w:t>
+            </w:r>
+            <w:r>
+              <w:rPr>
+                <w:rFonts w:ascii="Arial" w:hAnsi="Arial" w:cs="Arial"/>
+              </w:rPr>
+              <w:br/>
+            </w:r>
+            <w:proofErr w:type="spellStart"/>
+            <w:r>
+              <w:rPr>
+                <w:rFonts w:ascii="Arial" w:hAnsi="Arial" w:cs="Arial"/>
+              </w:rPr>
+              <w:t>0B4D,200C</w:t>
+            </w:r>
+            <w:proofErr w:type="spellEnd"/>
           </w:p>
         </w:tc>
         <w:tc>
@@ -9430,8 +9471,13 @@
             <w:pPr>
               <w:pStyle w:val="TAL"/>
             </w:pPr>
-            <w:r>
-              <w:t>In the event that an MS receives a code where a symbol is not represented in the above table then the MS shall display the REPLACEMENT CHARACTER (</w:t>
+            <w:proofErr w:type="gramStart"/>
+            <w:r>
+              <w:t>In the event that</w:t>
+            </w:r>
+            <w:proofErr w:type="gramEnd"/>
+            <w:r>
+              <w:t xml:space="preserve"> an MS receives a code where a symbol is not represented in the above table then the MS shall display the REPLACEMENT CHARACTER (</w:t>
             </w:r>
             <w:proofErr w:type="spellStart"/>
             <w:r>
@@ -9471,11 +9517,24 @@
             </w:r>
             <w:proofErr w:type="spellStart"/>
             <w:r>
-              <w:t>SS2,CR</w:t>
+              <w:t>SS</w:t>
+            </w:r>
+            <w:proofErr w:type="gramStart"/>
+            <w:r>
+              <w:t>2,CR</w:t>
             </w:r>
             <w:proofErr w:type="spellEnd"/>
-            <w:r>
-              <w:t>&gt; is actually CSI (se next table), and that “CR” is not a filler, nor LF.</w:t>
+            <w:proofErr w:type="gramEnd"/>
+            <w:r>
+              <w:t xml:space="preserve">&gt; is </w:t>
+            </w:r>
+            <w:proofErr w:type="gramStart"/>
+            <w:r>
+              <w:t>actually CSI</w:t>
+            </w:r>
+            <w:proofErr w:type="gramEnd"/>
+            <w:r>
+              <w:t xml:space="preserve"> (se next table), and that “CR” is not a filler, nor LF.</w:t>
             </w:r>
           </w:p>
           <w:p>
@@ -9695,19 +9754,19 @@
         <w:tblLook w:val="0000" w:firstRow="0" w:lastRow="0" w:firstColumn="0" w:lastColumn="0" w:noHBand="0" w:noVBand="0"/>
       </w:tblPr>
       <w:tblGrid>
-        <w:gridCol w:w="527"/>
-        <w:gridCol w:w="526"/>
-        <w:gridCol w:w="526"/>
-        <w:gridCol w:w="526"/>
-        <w:gridCol w:w="526"/>
-        <w:gridCol w:w="747"/>
-        <w:gridCol w:w="724"/>
-        <w:gridCol w:w="1802"/>
-        <w:gridCol w:w="724"/>
-        <w:gridCol w:w="724"/>
-        <w:gridCol w:w="713"/>
-        <w:gridCol w:w="747"/>
-        <w:gridCol w:w="747"/>
+        <w:gridCol w:w="510"/>
+        <w:gridCol w:w="510"/>
+        <w:gridCol w:w="510"/>
+        <w:gridCol w:w="510"/>
+        <w:gridCol w:w="509"/>
+        <w:gridCol w:w="723"/>
+        <w:gridCol w:w="701"/>
+        <w:gridCol w:w="1592"/>
+        <w:gridCol w:w="1157"/>
+        <w:gridCol w:w="701"/>
+        <w:gridCol w:w="690"/>
+        <w:gridCol w:w="723"/>
+        <w:gridCol w:w="723"/>
       </w:tblGrid>
       <w:tr>
         <w:trPr>
@@ -11666,15 +11725,8 @@
                 <w:rFonts w:ascii="Arial" w:hAnsi="Arial" w:cs="Arial"/>
               </w:rPr>
               <w:br/>
-            </w:r>
-            <w:proofErr w:type="spellStart"/>
-            <w:r>
-              <w:rPr>
-                <w:rFonts w:ascii="Arial" w:hAnsi="Arial" w:cs="Arial"/>
-              </w:rPr>
               <w:t>26A0</w:t>
             </w:r>
-            <w:proofErr w:type="spellEnd"/>
           </w:p>
         </w:tc>
         <w:bookmarkStart w:id="52" w:name="_MCCTEMPBM_CRPT01490054___7"/>
@@ -12860,8 +12912,15 @@
                 <w:rFonts w:ascii="Arial" w:hAnsi="Arial" w:cs="Arial"/>
               </w:rPr>
               <w:br/>
+            </w:r>
+            <w:proofErr w:type="spellStart"/>
+            <w:r>
+              <w:rPr>
+                <w:rFonts w:ascii="Arial" w:hAnsi="Arial" w:cs="Arial"/>
+              </w:rPr>
               <w:t>00A5</w:t>
             </w:r>
+            <w:proofErr w:type="spellEnd"/>
           </w:p>
         </w:tc>
         <w:tc>
@@ -14342,7 +14401,6 @@
               <w:bottom w:val="single" w:sz="12" w:space="0" w:color="000000"/>
               <w:right w:val="single" w:sz="12" w:space="0" w:color="000000"/>
             </w:tcBorders>
-            <w:shd w:val="clear" w:color="auto" w:fill="DDA0DD"/>
             <w:vAlign w:val="center"/>
           </w:tcPr>
           <w:p>
@@ -14357,10 +14415,24 @@
             </w:pPr>
             <w:r>
               <w:rPr>
-                <w:rFonts w:ascii="Arial" w:hAnsi="Arial" w:cs="Arial"/>
-              </w:rPr>
-              <w:t> </w:t>
-            </w:r>
+                <w:rFonts w:ascii="Nirmala UI" w:hAnsi="Nirmala UI" w:cs="Nirmala UI"/>
+              </w:rPr>
+              <w:t>ୟ</w:t>
+            </w:r>
+            <w:r>
+              <w:rPr>
+                <w:rFonts w:ascii="Arial" w:hAnsi="Arial" w:cs="Arial"/>
+              </w:rPr>
+              <w:br/>
+            </w:r>
+            <w:proofErr w:type="spellStart"/>
+            <w:r>
+              <w:rPr>
+                <w:rFonts w:ascii="Arial" w:hAnsi="Arial" w:cs="Arial"/>
+              </w:rPr>
+              <w:t>0B5F</w:t>
+            </w:r>
+            <w:proofErr w:type="spellEnd"/>
           </w:p>
         </w:tc>
         <w:tc>
@@ -14783,6 +14855,49 @@
               <w:bottom w:val="single" w:sz="12" w:space="0" w:color="000000"/>
               <w:right w:val="single" w:sz="12" w:space="0" w:color="000000"/>
             </w:tcBorders>
+            <w:vAlign w:val="center"/>
+          </w:tcPr>
+          <w:p>
+            <w:pPr>
+              <w:keepNext/>
+              <w:spacing w:after="0" w:line="240" w:lineRule="exact"/>
+              <w:jc w:val="center"/>
+              <w:rPr>
+                <w:rFonts w:ascii="Courier" w:hAnsi="Courier"/>
+                <w:sz w:val="24"/>
+              </w:rPr>
+            </w:pPr>
+            <w:r>
+              <w:rPr>
+                <w:rFonts w:ascii="Nirmala UI" w:hAnsi="Nirmala UI" w:cs="Nirmala UI"/>
+              </w:rPr>
+              <w:t>ୱ</w:t>
+            </w:r>
+            <w:r>
+              <w:rPr>
+                <w:rFonts w:ascii="Arial" w:hAnsi="Arial" w:cs="Arial"/>
+              </w:rPr>
+              <w:br/>
+            </w:r>
+            <w:proofErr w:type="spellStart"/>
+            <w:r>
+              <w:rPr>
+                <w:rFonts w:ascii="Arial" w:hAnsi="Arial" w:cs="Arial"/>
+              </w:rPr>
+              <w:t>0B71</w:t>
+            </w:r>
+            <w:proofErr w:type="spellEnd"/>
+          </w:p>
+        </w:tc>
+        <w:tc>
+          <w:tcPr>
+            <w:tcW w:w="0" w:type="auto"/>
+            <w:tcBorders>
+              <w:top w:val="single" w:sz="12" w:space="0" w:color="000000"/>
+              <w:left w:val="single" w:sz="12" w:space="0" w:color="000000"/>
+              <w:bottom w:val="single" w:sz="12" w:space="0" w:color="000000"/>
+              <w:right w:val="single" w:sz="12" w:space="0" w:color="000000"/>
+            </w:tcBorders>
             <w:shd w:val="clear" w:color="auto" w:fill="DDA0DD"/>
             <w:vAlign w:val="center"/>
           </w:tcPr>
@@ -14802,49 +14917,6 @@
               </w:rPr>
               <w:t> </w:t>
             </w:r>
-          </w:p>
-        </w:tc>
-        <w:tc>
-          <w:tcPr>
-            <w:tcW w:w="0" w:type="auto"/>
-            <w:tcBorders>
-              <w:top w:val="single" w:sz="12" w:space="0" w:color="000000"/>
-              <w:left w:val="single" w:sz="12" w:space="0" w:color="000000"/>
-              <w:bottom w:val="single" w:sz="12" w:space="0" w:color="000000"/>
-              <w:right w:val="single" w:sz="12" w:space="0" w:color="000000"/>
-            </w:tcBorders>
-            <w:vAlign w:val="center"/>
-          </w:tcPr>
-          <w:p>
-            <w:pPr>
-              <w:keepNext/>
-              <w:spacing w:after="0" w:line="240" w:lineRule="exact"/>
-              <w:jc w:val="center"/>
-              <w:rPr>
-                <w:rFonts w:ascii="Courier" w:hAnsi="Courier"/>
-                <w:sz w:val="24"/>
-              </w:rPr>
-            </w:pPr>
-            <w:r>
-              <w:rPr>
-                <w:rFonts w:ascii="Nirmala UI" w:hAnsi="Nirmala UI" w:cs="Nirmala UI"/>
-              </w:rPr>
-              <w:t>ୟ</w:t>
-            </w:r>
-            <w:r>
-              <w:rPr>
-                <w:rFonts w:ascii="Arial" w:hAnsi="Arial" w:cs="Arial"/>
-              </w:rPr>
-              <w:br/>
-            </w:r>
-            <w:proofErr w:type="spellStart"/>
-            <w:r>
-              <w:rPr>
-                <w:rFonts w:ascii="Arial" w:hAnsi="Arial" w:cs="Arial"/>
-              </w:rPr>
-              <w:t>0B5F</w:t>
-            </w:r>
-            <w:proofErr w:type="spellEnd"/>
           </w:p>
         </w:tc>
         <w:tc>
@@ -15280,6 +15352,7 @@
               <w:bottom w:val="single" w:sz="12" w:space="0" w:color="000000"/>
               <w:right w:val="single" w:sz="12" w:space="0" w:color="000000"/>
             </w:tcBorders>
+            <w:shd w:val="clear" w:color="auto" w:fill="FFFACD"/>
             <w:vAlign w:val="center"/>
           </w:tcPr>
           <w:p>
@@ -15289,18 +15362,31 @@
               <w:jc w:val="center"/>
               <w:rPr>
                 <w:rFonts w:ascii="Courier" w:hAnsi="Courier"/>
-                <w:sz w:val="24"/>
-              </w:rPr>
-            </w:pPr>
+                <w:sz w:val="18"/>
+                <w:szCs w:val="18"/>
+              </w:rPr>
+            </w:pPr>
+            <w:r>
+              <w:rPr>
+                <w:rFonts w:ascii="Arial" w:hAnsi="Arial" w:cs="Arial"/>
+                <w:sz w:val="18"/>
+                <w:szCs w:val="18"/>
+              </w:rPr>
+              <w:t>‍</w:t>
+            </w:r>
             <w:r>
               <w:rPr>
                 <w:rFonts w:ascii="Nirmala UI" w:hAnsi="Nirmala UI" w:cs="Nirmala UI"/>
-              </w:rPr>
-              <w:t>ୱ</w:t>
-            </w:r>
-            <w:r>
-              <w:rPr>
-                <w:rFonts w:ascii="Arial" w:hAnsi="Arial" w:cs="Arial"/>
+                <w:sz w:val="18"/>
+                <w:szCs w:val="18"/>
+              </w:rPr>
+              <w:t>୍</w:t>
+            </w:r>
+            <w:r>
+              <w:rPr>
+                <w:rFonts w:ascii="Arial" w:hAnsi="Arial" w:cs="Arial"/>
+                <w:sz w:val="18"/>
+                <w:szCs w:val="18"/>
               </w:rPr>
               <w:br/>
             </w:r>
@@ -15308,8 +15394,10 @@
             <w:r>
               <w:rPr>
                 <w:rFonts w:ascii="Arial" w:hAnsi="Arial" w:cs="Arial"/>
-              </w:rPr>
-              <w:t>0B71</w:t>
+                <w:sz w:val="18"/>
+                <w:szCs w:val="18"/>
+              </w:rPr>
+              <w:t>200D,0B4D</w:t>
             </w:r>
             <w:proofErr w:type="spellEnd"/>
           </w:p>
@@ -15757,12 +15845,15 @@
               <w:jc w:val="center"/>
               <w:rPr>
                 <w:rFonts w:ascii="Courier" w:hAnsi="Courier"/>
-                <w:sz w:val="24"/>
-              </w:rPr>
-            </w:pPr>
-            <w:r>
-              <w:rPr>
-                <w:rFonts w:ascii="Arial" w:hAnsi="Arial" w:cs="Arial"/>
+                <w:sz w:val="18"/>
+                <w:szCs w:val="18"/>
+              </w:rPr>
+            </w:pPr>
+            <w:r>
+              <w:rPr>
+                <w:rFonts w:ascii="Arial" w:hAnsi="Arial" w:cs="Arial"/>
+                <w:sz w:val="18"/>
+                <w:szCs w:val="18"/>
               </w:rPr>
               <w:t> </w:t>
             </w:r>
@@ -16178,30 +16269,39 @@
               <w:jc w:val="center"/>
               <w:rPr>
                 <w:rFonts w:ascii="Courier" w:hAnsi="Courier"/>
-                <w:sz w:val="24"/>
+                <w:sz w:val="18"/>
+                <w:szCs w:val="18"/>
               </w:rPr>
             </w:pPr>
             <w:r>
               <w:rPr>
                 <w:rFonts w:ascii="Nirmala UI" w:hAnsi="Nirmala UI" w:cs="Nirmala UI"/>
+                <w:sz w:val="18"/>
+                <w:szCs w:val="18"/>
               </w:rPr>
               <w:t>୧</w:t>
             </w:r>
             <w:r>
               <w:rPr>
                 <w:rFonts w:ascii="Arial" w:hAnsi="Arial" w:cs="Arial"/>
+                <w:sz w:val="18"/>
+                <w:szCs w:val="18"/>
               </w:rPr>
               <w:t>⁄</w:t>
             </w:r>
             <w:r>
               <w:rPr>
                 <w:rFonts w:ascii="Nirmala UI" w:hAnsi="Nirmala UI" w:cs="Nirmala UI"/>
+                <w:sz w:val="18"/>
+                <w:szCs w:val="18"/>
               </w:rPr>
               <w:t>୪</w:t>
             </w:r>
             <w:r>
               <w:rPr>
                 <w:rFonts w:ascii="Arial" w:hAnsi="Arial" w:cs="Arial"/>
+                <w:sz w:val="18"/>
+                <w:szCs w:val="18"/>
               </w:rPr>
               <w:br/>
             </w:r>
@@ -16209,6 +16309,8 @@
             <w:r>
               <w:rPr>
                 <w:rFonts w:ascii="Arial" w:hAnsi="Arial" w:cs="Arial"/>
+                <w:sz w:val="18"/>
+                <w:szCs w:val="18"/>
               </w:rPr>
               <w:t>0B67,2044,0B6A</w:t>
             </w:r>
@@ -16369,8 +16471,15 @@
                 <w:rFonts w:ascii="Arial" w:hAnsi="Arial" w:cs="Arial"/>
               </w:rPr>
               <w:br/>
+            </w:r>
+            <w:proofErr w:type="spellStart"/>
+            <w:r>
+              <w:rPr>
+                <w:rFonts w:ascii="Arial" w:hAnsi="Arial" w:cs="Arial"/>
+              </w:rPr>
               <w:t>00F7</w:t>
             </w:r>
+            <w:proofErr w:type="spellEnd"/>
           </w:p>
         </w:tc>
         <w:tc>
@@ -16668,30 +16777,39 @@
               <w:jc w:val="center"/>
               <w:rPr>
                 <w:rFonts w:ascii="Courier" w:hAnsi="Courier"/>
-                <w:sz w:val="24"/>
+                <w:sz w:val="18"/>
+                <w:szCs w:val="18"/>
               </w:rPr>
             </w:pPr>
             <w:r>
               <w:rPr>
                 <w:rFonts w:ascii="Nirmala UI" w:hAnsi="Nirmala UI" w:cs="Nirmala UI"/>
+                <w:sz w:val="18"/>
+                <w:szCs w:val="18"/>
               </w:rPr>
               <w:t>୧</w:t>
             </w:r>
             <w:r>
               <w:rPr>
                 <w:rFonts w:ascii="Arial" w:hAnsi="Arial" w:cs="Arial"/>
+                <w:sz w:val="18"/>
+                <w:szCs w:val="18"/>
               </w:rPr>
               <w:t>⁄</w:t>
             </w:r>
             <w:r>
               <w:rPr>
                 <w:rFonts w:ascii="Nirmala UI" w:hAnsi="Nirmala UI" w:cs="Nirmala UI"/>
+                <w:sz w:val="18"/>
+                <w:szCs w:val="18"/>
               </w:rPr>
               <w:t>୨</w:t>
             </w:r>
             <w:r>
               <w:rPr>
                 <w:rFonts w:ascii="Arial" w:hAnsi="Arial" w:cs="Arial"/>
+                <w:sz w:val="18"/>
+                <w:szCs w:val="18"/>
               </w:rPr>
               <w:br/>
             </w:r>
@@ -16699,6 +16817,8 @@
             <w:r>
               <w:rPr>
                 <w:rFonts w:ascii="Arial" w:hAnsi="Arial" w:cs="Arial"/>
+                <w:sz w:val="18"/>
+                <w:szCs w:val="18"/>
               </w:rPr>
               <w:t>0B67,2044,0B68</w:t>
             </w:r>
@@ -17149,30 +17269,39 @@
               <w:jc w:val="center"/>
               <w:rPr>
                 <w:rFonts w:ascii="Courier" w:hAnsi="Courier"/>
-                <w:sz w:val="24"/>
+                <w:sz w:val="18"/>
+                <w:szCs w:val="18"/>
               </w:rPr>
             </w:pPr>
             <w:r>
               <w:rPr>
                 <w:rFonts w:ascii="Nirmala UI" w:hAnsi="Nirmala UI" w:cs="Nirmala UI"/>
+                <w:sz w:val="18"/>
+                <w:szCs w:val="18"/>
               </w:rPr>
               <w:t>୩</w:t>
             </w:r>
             <w:r>
               <w:rPr>
                 <w:rFonts w:ascii="Arial" w:hAnsi="Arial" w:cs="Arial"/>
+                <w:sz w:val="18"/>
+                <w:szCs w:val="18"/>
               </w:rPr>
               <w:t>⁄</w:t>
             </w:r>
             <w:r>
               <w:rPr>
                 <w:rFonts w:ascii="Nirmala UI" w:hAnsi="Nirmala UI" w:cs="Nirmala UI"/>
+                <w:sz w:val="18"/>
+                <w:szCs w:val="18"/>
               </w:rPr>
               <w:t>୪</w:t>
             </w:r>
             <w:r>
               <w:rPr>
                 <w:rFonts w:ascii="Arial" w:hAnsi="Arial" w:cs="Arial"/>
+                <w:sz w:val="18"/>
+                <w:szCs w:val="18"/>
               </w:rPr>
               <w:br/>
             </w:r>
@@ -17180,6 +17309,8 @@
             <w:r>
               <w:rPr>
                 <w:rFonts w:ascii="Arial" w:hAnsi="Arial" w:cs="Arial"/>
+                <w:sz w:val="18"/>
+                <w:szCs w:val="18"/>
               </w:rPr>
               <w:t>0B69,2044,0B6A</w:t>
             </w:r>
@@ -17696,15 +17827,8 @@
                 <w:rFonts w:ascii="Arial" w:hAnsi="Arial" w:cs="Arial"/>
               </w:rPr>
               <w:br/>
-            </w:r>
-            <w:proofErr w:type="spellStart"/>
-            <w:r>
-              <w:rPr>
-                <w:rFonts w:ascii="Arial" w:hAnsi="Arial" w:cs="Arial"/>
-              </w:rPr>
               <w:t>007E</w:t>
             </w:r>
-            <w:proofErr w:type="spellEnd"/>
           </w:p>
         </w:tc>
         <w:tc>
@@ -18647,8 +18771,15 @@
                 <w:rFonts w:ascii="Arial" w:hAnsi="Arial" w:cs="Arial"/>
               </w:rPr>
               <w:br/>
+            </w:r>
+            <w:proofErr w:type="spellStart"/>
+            <w:r>
+              <w:rPr>
+                <w:rFonts w:ascii="Arial" w:hAnsi="Arial" w:cs="Arial"/>
+              </w:rPr>
               <w:t>00B7</w:t>
             </w:r>
+            <w:proofErr w:type="spellEnd"/>
           </w:p>
         </w:tc>
         <w:tc>
@@ -18826,8 +18957,13 @@
             <w:pPr>
               <w:pStyle w:val="TAL"/>
             </w:pPr>
-            <w:r>
-              <w:t>In the event that an MS receives a code where a symbol is not represented in the above table then the MS shall display the REPLACEMENT CHARACTER (</w:t>
+            <w:proofErr w:type="gramStart"/>
+            <w:r>
+              <w:t>In the event that</w:t>
+            </w:r>
+            <w:proofErr w:type="gramEnd"/>
+            <w:r>
+              <w:t xml:space="preserve"> an MS receives a code where a symbol is not represented in the above table then the MS shall display the REPLACEMENT CHARACTER (</w:t>
             </w:r>
             <w:proofErr w:type="spellStart"/>
             <w:r>

--- a/A.4.19.docx
+++ b/A.4.19.docx
@@ -13984,7 +13984,7 @@
               <w:bottom w:val="single" w:sz="12" w:space="0" w:color="000000"/>
               <w:right w:val="single" w:sz="12" w:space="0" w:color="000000"/>
             </w:tcBorders>
-            <w:shd w:val="clear" w:color="auto" w:fill="DDA0DD"/>
+            <w:shd w:val="clear" w:color="auto" w:fill="FFFACD"/>
             <w:vAlign w:val="center"/>
           </w:tcPr>
           <w:p>
@@ -14001,8 +14001,22 @@
               <w:rPr>
                 <w:rFonts w:ascii="Arial" w:hAnsi="Arial" w:cs="Arial"/>
               </w:rPr>
-              <w:t> </w:t>
-            </w:r>
+              <w:t>୓</w:t>
+            </w:r>
+            <w:r>
+              <w:rPr>
+                <w:rFonts w:ascii="Arial" w:hAnsi="Arial" w:cs="Arial"/>
+              </w:rPr>
+              <w:br/>
+            </w:r>
+            <w:proofErr w:type="spellStart"/>
+            <w:r>
+              <w:rPr>
+                <w:rFonts w:ascii="Arial" w:hAnsi="Arial" w:cs="Arial"/>
+              </w:rPr>
+              <w:t>0B53</w:t>
+            </w:r>
+            <w:proofErr w:type="spellEnd"/>
           </w:p>
         </w:tc>
         <w:tc>
@@ -14444,7 +14458,7 @@
               <w:bottom w:val="single" w:sz="12" w:space="0" w:color="000000"/>
               <w:right w:val="single" w:sz="12" w:space="0" w:color="000000"/>
             </w:tcBorders>
-            <w:shd w:val="clear" w:color="auto" w:fill="DDA0DD"/>
+            <w:shd w:val="clear" w:color="auto" w:fill="FFFACD"/>
             <w:vAlign w:val="center"/>
           </w:tcPr>
           <w:p>
@@ -14461,8 +14475,22 @@
               <w:rPr>
                 <w:rFonts w:ascii="Arial" w:hAnsi="Arial" w:cs="Arial"/>
               </w:rPr>
-              <w:t> </w:t>
-            </w:r>
+              <w:t>୔</w:t>
+            </w:r>
+            <w:r>
+              <w:rPr>
+                <w:rFonts w:ascii="Arial" w:hAnsi="Arial" w:cs="Arial"/>
+              </w:rPr>
+              <w:br/>
+            </w:r>
+            <w:proofErr w:type="spellStart"/>
+            <w:r>
+              <w:rPr>
+                <w:rFonts w:ascii="Arial" w:hAnsi="Arial" w:cs="Arial"/>
+              </w:rPr>
+              <w:t>0B54</w:t>
+            </w:r>
+            <w:proofErr w:type="spellEnd"/>
           </w:p>
         </w:tc>
         <w:tc>
